--- a/02-patience/saidas/mapa-musical-patience.docx
+++ b/02-patience/saidas/mapa-musical-patience.docx
@@ -33962,7 +33962,7 @@
           <w:color w:val="857A6C"/>
           <w:sz w:val="16"/>
         </w:rPr>
-        <w:t>Mapa conferido nota a nota com a transcrição MIDI (bitmidi.com/uploads/51380.mid), triangulada com Ultimate Guitar (ver 1 e 3), Cifra Club e 3 fontes de letra (letras.com, Shazam, lyrics.com). Registros reais: assobio G5–D6 · voz D4–D5 · falsete G5–A5 · solo A4–F#6 · respostas D5–E6. Tom: Dó maior, ponte em Ré maior. Teto: F#6 (c. 109–110, o grito do solo; c. 128, a cortina dos sinos).  ·  Regenera: python3 gera_patience_docx.py — os dados moram em gera_patience.py, a fonte única de verdade.</w:t>
+        <w:t>Mapa conferido nota a nota com a transcrição MIDI (bitmidi.com/uploads/51380.mid), triangulada com Ultimate Guitar (ver 1 e 3), Cifra Club e 3 fontes de letra (letras.com, Shazam, lyrics.com). Registros reais: assobio G5–D6 · voz D4–D5 · falsete G5–A5 · solo A4–F#6 · respostas D5–E6. Tom: Dó maior, ponte em Ré maior. Teto: F#6 (c. 109–110, o grito do solo; c. 128, a cortina dos sinos).  ·  Regenera: python3 02-patience/trabalho/gera_patience_docx.py — os dados moram em gera_patience.py, a fonte única de verdade.</w:t>
       </w:r>
     </w:p>
     <w:sectPr>
